--- a/examples/multivariate/doc/18-stock-close-lstm-regression.docx
+++ b/examples/multivariate/doc/18-stock-close-lstm-regression.docx
@@ -2758,7 +2758,7 @@
         <w:rPr>
           <w:rStyle w:val="VerbatimChar"/>
         </w:rPr>
-        <w:t xml:space="preserve">## [1] 74.49954 73.57838 71.07175 69.89868 68.04403</w:t>
+        <w:t xml:space="preserve">## [1] 74.49954 73.57838 71.07175 69.89868 68.04402</w:t>
       </w:r>
       <w:r>
         <w:br/>
@@ -2884,7 +2884,7 @@
         <w:rPr>
           <w:rStyle w:val="VerbatimChar"/>
         </w:rPr>
-        <w:t xml:space="preserve">## [1] 67.86573 67.95517 65.77867 66.50032 65.21691</w:t>
+        <w:t xml:space="preserve">## [1] 67.86573 67.95516 65.77867 66.50032 65.21691</w:t>
       </w:r>
       <w:r>
         <w:br/>
@@ -2983,7 +2983,7 @@
         <w:rPr>
           <w:rStyle w:val="VerbatimChar"/>
         </w:rPr>
-        <w:t xml:space="preserve">## 2 73.57838 67.70867 67.95517 66.91908 24004661</w:t>
+        <w:t xml:space="preserve">## 2 73.57838 67.70867 67.95516 66.91908 24004661</w:t>
       </w:r>
       <w:r>
         <w:br/>
@@ -3010,7 +3010,7 @@
         <w:rPr>
           <w:rStyle w:val="VerbatimChar"/>
         </w:rPr>
-        <w:t xml:space="preserve">## 5 68.04403 63.51151 65.21691 66.66033 23079636</w:t>
+        <w:t xml:space="preserve">## 5 68.04402 63.51151 65.21691 66.66033 23079636</w:t>
       </w:r>
       <w:r>
         <w:br/>
@@ -3086,7 +3086,7 @@
         <w:rPr>
           <w:rStyle w:val="VerbatimChar"/>
         </w:rPr>
-        <w:t xml:space="preserve">## 2 73.57838 67.70867 67.95517 66.91908 24004661</w:t>
+        <w:t xml:space="preserve">## 2 73.57838 67.70867 67.95516 66.91908 24004661</w:t>
       </w:r>
       <w:r>
         <w:br/>
@@ -3113,7 +3113,7 @@
         <w:rPr>
           <w:rStyle w:val="VerbatimChar"/>
         </w:rPr>
-        <w:t xml:space="preserve">## 5 68.04403 63.51151 65.21691 66.66033 23079636</w:t>
+        <w:t xml:space="preserve">## 5 68.04402 63.51151 65.21691 66.66033 23079636</w:t>
       </w:r>
     </w:p>
     <w:p>
@@ -3271,7 +3271,7 @@
               <a:graphicData uri="http://schemas.openxmlformats.org/drawingml/2006/picture">
                 <pic:pic>
                   <pic:nvPicPr>
-                    <pic:cNvPr descr="C:\Git\dal\tspredit\examples\multivariate\doc\18-stock-close-lstm-regression_files/7710568fa7d1d1f5069233720819d9dca8fa8ef8.png" id="11" name="Picture"/>
+                    <pic:cNvPr descr="/home/gpca/tspredit/examples/multivariate/doc/18-stock-close-lstm-regression_files/f3aba19dd9a3e3eb8ae0755386559a36a44c38f6.png" id="11" name="Picture"/>
                     <pic:cNvPicPr>
                       <a:picLocks noChangeArrowheads="1" noChangeAspect="1"/>
                     </pic:cNvPicPr>

--- a/examples/multivariate/doc/18-stock-close-lstm-regression.docx
+++ b/examples/multivariate/doc/18-stock-close-lstm-regression.docx
@@ -2445,7 +2445,7 @@
         <w:rPr>
           <w:rStyle w:val="VerbatimChar"/>
         </w:rPr>
-        <w:t xml:space="preserve">## [1] 74.49954</w:t>
+        <w:t xml:space="preserve">## [1] 74.49945</w:t>
       </w:r>
       <w:r>
         <w:br/>
@@ -2544,7 +2544,7 @@
         <w:rPr>
           <w:rStyle w:val="VerbatimChar"/>
         </w:rPr>
-        <w:t xml:space="preserve">## [1] 67.13967</w:t>
+        <w:t xml:space="preserve">## [1] 67.13963</w:t>
       </w:r>
       <w:r>
         <w:br/>
@@ -2571,7 +2571,7 @@
         <w:rPr>
           <w:rStyle w:val="VerbatimChar"/>
         </w:rPr>
-        <w:t xml:space="preserve">## [1] 67.86573</w:t>
+        <w:t xml:space="preserve">## [1] 67.86568</w:t>
       </w:r>
       <w:r>
         <w:br/>
@@ -2598,7 +2598,7 @@
         <w:rPr>
           <w:rStyle w:val="VerbatimChar"/>
         </w:rPr>
-        <w:t xml:space="preserve">## [1] 67.06578</w:t>
+        <w:t xml:space="preserve">## [1] 67.06579</w:t>
       </w:r>
       <w:r>
         <w:br/>
@@ -2625,7 +2625,7 @@
         <w:rPr>
           <w:rStyle w:val="VerbatimChar"/>
         </w:rPr>
-        <w:t xml:space="preserve">## [1] 23279579</w:t>
+        <w:t xml:space="preserve">## [1] 23279582</w:t>
       </w:r>
       <w:r>
         <w:br/>
@@ -2661,7 +2661,7 @@
         <w:rPr>
           <w:rStyle w:val="VerbatimChar"/>
         </w:rPr>
-        <w:t xml:space="preserve">## 1 74.49954 67.13967 67.86573 67.06578 23279579</w:t>
+        <w:t xml:space="preserve">## 1 74.49945 67.13963 67.86568 67.06579 23279582</w:t>
       </w:r>
       <w:r>
         <w:br/>
@@ -2758,7 +2758,7 @@
         <w:rPr>
           <w:rStyle w:val="VerbatimChar"/>
         </w:rPr>
-        <w:t xml:space="preserve">## [1] 74.49954 73.57838 71.07175 69.89868 68.04402</w:t>
+        <w:t xml:space="preserve">## [1] 74.49945 73.57839 71.07178 69.89866 68.04407</w:t>
       </w:r>
       <w:r>
         <w:br/>
@@ -2857,7 +2857,7 @@
         <w:rPr>
           <w:rStyle w:val="VerbatimChar"/>
         </w:rPr>
-        <w:t xml:space="preserve">## [1] 67.13967 67.70867 66.18850 64.68147 63.51151</w:t>
+        <w:t xml:space="preserve">## [1] 67.13963 67.70869 66.18852 64.68146 63.51158</w:t>
       </w:r>
       <w:r>
         <w:br/>
@@ -2884,7 +2884,7 @@
         <w:rPr>
           <w:rStyle w:val="VerbatimChar"/>
         </w:rPr>
-        <w:t xml:space="preserve">## [1] 67.86573 67.95516 65.77867 66.50032 65.21691</w:t>
+        <w:t xml:space="preserve">## [1] 67.86568 67.95505 65.77859 66.50023 65.21687</w:t>
       </w:r>
       <w:r>
         <w:br/>
@@ -2911,7 +2911,7 @@
         <w:rPr>
           <w:rStyle w:val="VerbatimChar"/>
         </w:rPr>
-        <w:t xml:space="preserve">## [1] 67.06578 66.91908 67.35802 66.82295 66.66033</w:t>
+        <w:t xml:space="preserve">## [1] 67.06579 66.91909 67.35801 66.82296 66.66029</w:t>
       </w:r>
       <w:r>
         <w:br/>
@@ -2938,7 +2938,7 @@
         <w:rPr>
           <w:rStyle w:val="VerbatimChar"/>
         </w:rPr>
-        <w:t xml:space="preserve">## [1] 23279579 24004661 23914327 23421989 23079636</w:t>
+        <w:t xml:space="preserve">## [1] 23279582 24004668 23914339 23421982 23079636</w:t>
       </w:r>
       <w:r>
         <w:br/>
@@ -2974,43 +2974,43 @@
         <w:rPr>
           <w:rStyle w:val="VerbatimChar"/>
         </w:rPr>
-        <w:t xml:space="preserve">## 1 74.49954 67.13967 67.86573 67.06578 23279579</w:t>
-      </w:r>
-      <w:r>
-        <w:br/>
-      </w:r>
-      <w:r>
-        <w:rPr>
-          <w:rStyle w:val="VerbatimChar"/>
-        </w:rPr>
-        <w:t xml:space="preserve">## 2 73.57838 67.70867 67.95516 66.91908 24004661</w:t>
-      </w:r>
-      <w:r>
-        <w:br/>
-      </w:r>
-      <w:r>
-        <w:rPr>
-          <w:rStyle w:val="VerbatimChar"/>
-        </w:rPr>
-        <w:t xml:space="preserve">## 3 71.07175 66.18850 65.77867 67.35802 23914327</w:t>
-      </w:r>
-      <w:r>
-        <w:br/>
-      </w:r>
-      <w:r>
-        <w:rPr>
-          <w:rStyle w:val="VerbatimChar"/>
-        </w:rPr>
-        <w:t xml:space="preserve">## 4 69.89868 64.68147 66.50032 66.82295 23421989</w:t>
-      </w:r>
-      <w:r>
-        <w:br/>
-      </w:r>
-      <w:r>
-        <w:rPr>
-          <w:rStyle w:val="VerbatimChar"/>
-        </w:rPr>
-        <w:t xml:space="preserve">## 5 68.04402 63.51151 65.21691 66.66033 23079636</w:t>
+        <w:t xml:space="preserve">## 1 74.49945 67.13963 67.86568 67.06579 23279582</w:t>
+      </w:r>
+      <w:r>
+        <w:br/>
+      </w:r>
+      <w:r>
+        <w:rPr>
+          <w:rStyle w:val="VerbatimChar"/>
+        </w:rPr>
+        <w:t xml:space="preserve">## 2 73.57839 67.70869 67.95505 66.91909 24004668</w:t>
+      </w:r>
+      <w:r>
+        <w:br/>
+      </w:r>
+      <w:r>
+        <w:rPr>
+          <w:rStyle w:val="VerbatimChar"/>
+        </w:rPr>
+        <w:t xml:space="preserve">## 3 71.07178 66.18852 65.77859 67.35801 23914339</w:t>
+      </w:r>
+      <w:r>
+        <w:br/>
+      </w:r>
+      <w:r>
+        <w:rPr>
+          <w:rStyle w:val="VerbatimChar"/>
+        </w:rPr>
+        <w:t xml:space="preserve">## 4 69.89866 64.68146 66.50023 66.82296 23421982</w:t>
+      </w:r>
+      <w:r>
+        <w:br/>
+      </w:r>
+      <w:r>
+        <w:rPr>
+          <w:rStyle w:val="VerbatimChar"/>
+        </w:rPr>
+        <w:t xml:space="preserve">## 5 68.04407 63.51158 65.21687 66.66029 23079636</w:t>
       </w:r>
       <w:r>
         <w:br/>
@@ -3077,43 +3077,43 @@
         <w:rPr>
           <w:rStyle w:val="VerbatimChar"/>
         </w:rPr>
-        <w:t xml:space="preserve">## 1 74.49954 67.13967 67.86573 67.06578 23279579</w:t>
-      </w:r>
-      <w:r>
-        <w:br/>
-      </w:r>
-      <w:r>
-        <w:rPr>
-          <w:rStyle w:val="VerbatimChar"/>
-        </w:rPr>
-        <w:t xml:space="preserve">## 2 73.57838 67.70867 67.95516 66.91908 24004661</w:t>
-      </w:r>
-      <w:r>
-        <w:br/>
-      </w:r>
-      <w:r>
-        <w:rPr>
-          <w:rStyle w:val="VerbatimChar"/>
-        </w:rPr>
-        <w:t xml:space="preserve">## 3 71.07175 66.18850 65.77867 67.35802 23914327</w:t>
-      </w:r>
-      <w:r>
-        <w:br/>
-      </w:r>
-      <w:r>
-        <w:rPr>
-          <w:rStyle w:val="VerbatimChar"/>
-        </w:rPr>
-        <w:t xml:space="preserve">## 4 69.89868 64.68147 66.50032 66.82295 23421989</w:t>
-      </w:r>
-      <w:r>
-        <w:br/>
-      </w:r>
-      <w:r>
-        <w:rPr>
-          <w:rStyle w:val="VerbatimChar"/>
-        </w:rPr>
-        <w:t xml:space="preserve">## 5 68.04402 63.51151 65.21691 66.66033 23079636</w:t>
+        <w:t xml:space="preserve">## 1 74.49945 67.13963 67.86568 67.06579 23279582</w:t>
+      </w:r>
+      <w:r>
+        <w:br/>
+      </w:r>
+      <w:r>
+        <w:rPr>
+          <w:rStyle w:val="VerbatimChar"/>
+        </w:rPr>
+        <w:t xml:space="preserve">## 2 73.57839 67.70869 67.95505 66.91909 24004668</w:t>
+      </w:r>
+      <w:r>
+        <w:br/>
+      </w:r>
+      <w:r>
+        <w:rPr>
+          <w:rStyle w:val="VerbatimChar"/>
+        </w:rPr>
+        <w:t xml:space="preserve">## 3 71.07178 66.18852 65.77859 67.35801 23914339</w:t>
+      </w:r>
+      <w:r>
+        <w:br/>
+      </w:r>
+      <w:r>
+        <w:rPr>
+          <w:rStyle w:val="VerbatimChar"/>
+        </w:rPr>
+        <w:t xml:space="preserve">## 4 69.89866 64.68146 66.50023 66.82296 23421982</w:t>
+      </w:r>
+      <w:r>
+        <w:br/>
+      </w:r>
+      <w:r>
+        <w:rPr>
+          <w:rStyle w:val="VerbatimChar"/>
+        </w:rPr>
+        <w:t xml:space="preserve">## 5 68.04407 63.51158 65.21687 66.66029 23079636</w:t>
       </w:r>
     </w:p>
     <w:p>
@@ -3180,16 +3180,16 @@
         <w:rPr>
           <w:rStyle w:val="VerbatimChar"/>
         </w:rPr>
-        <w:t xml:space="preserve">##        mse     smape        R2</w:t>
-      </w:r>
-      <w:r>
-        <w:br/>
-      </w:r>
-      <w:r>
-        <w:rPr>
-          <w:rStyle w:val="VerbatimChar"/>
-        </w:rPr>
-        <w:t xml:space="preserve">## 1 263.2779 0.2034654 -123.6428</w:t>
+        <w:t xml:space="preserve">##       mse     smape        R2</w:t>
+      </w:r>
+      <w:r>
+        <w:br/>
+      </w:r>
+      <w:r>
+        <w:rPr>
+          <w:rStyle w:val="VerbatimChar"/>
+        </w:rPr>
+        <w:t xml:space="preserve">## 1 263.278 0.2034654 -123.6429</w:t>
       </w:r>
     </w:p>
     <w:p>

--- a/examples/multivariate/doc/18-stock-close-lstm-regression.docx
+++ b/examples/multivariate/doc/18-stock-close-lstm-regression.docx
@@ -2445,7 +2445,7 @@
         <w:rPr>
           <w:rStyle w:val="VerbatimChar"/>
         </w:rPr>
-        <w:t xml:space="preserve">## [1] 74.49945</w:t>
+        <w:t xml:space="preserve">## [1] 64.21256</w:t>
       </w:r>
       <w:r>
         <w:br/>
@@ -2544,7 +2544,7 @@
         <w:rPr>
           <w:rStyle w:val="VerbatimChar"/>
         </w:rPr>
-        <w:t xml:space="preserve">## [1] 67.13963</w:t>
+        <w:t xml:space="preserve">## [1] 56.43872</w:t>
       </w:r>
       <w:r>
         <w:br/>
@@ -2571,7 +2571,7 @@
         <w:rPr>
           <w:rStyle w:val="VerbatimChar"/>
         </w:rPr>
-        <w:t xml:space="preserve">## [1] 67.86568</w:t>
+        <w:t xml:space="preserve">## [1] 59.18546</w:t>
       </w:r>
       <w:r>
         <w:br/>
@@ -2598,7 +2598,7 @@
         <w:rPr>
           <w:rStyle w:val="VerbatimChar"/>
         </w:rPr>
-        <w:t xml:space="preserve">## [1] 67.06579</w:t>
+        <w:t xml:space="preserve">## [1] 67.18695</w:t>
       </w:r>
       <w:r>
         <w:br/>
@@ -2625,7 +2625,7 @@
         <w:rPr>
           <w:rStyle w:val="VerbatimChar"/>
         </w:rPr>
-        <w:t xml:space="preserve">## [1] 23279582</w:t>
+        <w:t xml:space="preserve">## [1] 22833129</w:t>
       </w:r>
       <w:r>
         <w:br/>
@@ -2661,7 +2661,7 @@
         <w:rPr>
           <w:rStyle w:val="VerbatimChar"/>
         </w:rPr>
-        <w:t xml:space="preserve">## 1 74.49945 67.13963 67.86568 67.06579 23279582</w:t>
+        <w:t xml:space="preserve">## 1 64.21256 56.43872 59.18546 67.18695 22833129</w:t>
       </w:r>
       <w:r>
         <w:br/>
@@ -2758,7 +2758,7 @@
         <w:rPr>
           <w:rStyle w:val="VerbatimChar"/>
         </w:rPr>
-        <w:t xml:space="preserve">## [1] 74.49945 73.57839 71.07178 69.89866 68.04407</w:t>
+        <w:t xml:space="preserve">## [1] 64.21256 63.12149 62.10226 61.22563 60.52991</w:t>
       </w:r>
       <w:r>
         <w:br/>
@@ -2857,7 +2857,7 @@
         <w:rPr>
           <w:rStyle w:val="VerbatimChar"/>
         </w:rPr>
-        <w:t xml:space="preserve">## [1] 67.13963 67.70869 66.18852 64.68146 63.51158</w:t>
+        <w:t xml:space="preserve">## [1] 56.43872 58.24267 58.88176 59.30090 59.56145</w:t>
       </w:r>
       <w:r>
         <w:br/>
@@ -2884,7 +2884,7 @@
         <w:rPr>
           <w:rStyle w:val="VerbatimChar"/>
         </w:rPr>
-        <w:t xml:space="preserve">## [1] 67.86568 67.95505 65.77859 66.50023 65.21687</w:t>
+        <w:t xml:space="preserve">## [1] 59.18546 60.13043 60.07667 60.07203 60.07816</w:t>
       </w:r>
       <w:r>
         <w:br/>
@@ -2911,7 +2911,7 @@
         <w:rPr>
           <w:rStyle w:val="VerbatimChar"/>
         </w:rPr>
-        <w:t xml:space="preserve">## [1] 67.06579 66.91909 67.35801 66.82296 66.66029</w:t>
+        <w:t xml:space="preserve">## [1] 67.18695 62.90900 61.27096 60.32860 59.79816</w:t>
       </w:r>
       <w:r>
         <w:br/>
@@ -2938,7 +2938,7 @@
         <w:rPr>
           <w:rStyle w:val="VerbatimChar"/>
         </w:rPr>
-        <w:t xml:space="preserve">## [1] 23279582 24004668 23914339 23421982 23079636</w:t>
+        <w:t xml:space="preserve">## [1] 22833129 22832406 22831996 22830873 22829695</w:t>
       </w:r>
       <w:r>
         <w:br/>
@@ -2974,43 +2974,43 @@
         <w:rPr>
           <w:rStyle w:val="VerbatimChar"/>
         </w:rPr>
-        <w:t xml:space="preserve">## 1 74.49945 67.13963 67.86568 67.06579 23279582</w:t>
-      </w:r>
-      <w:r>
-        <w:br/>
-      </w:r>
-      <w:r>
-        <w:rPr>
-          <w:rStyle w:val="VerbatimChar"/>
-        </w:rPr>
-        <w:t xml:space="preserve">## 2 73.57839 67.70869 67.95505 66.91909 24004668</w:t>
-      </w:r>
-      <w:r>
-        <w:br/>
-      </w:r>
-      <w:r>
-        <w:rPr>
-          <w:rStyle w:val="VerbatimChar"/>
-        </w:rPr>
-        <w:t xml:space="preserve">## 3 71.07178 66.18852 65.77859 67.35801 23914339</w:t>
-      </w:r>
-      <w:r>
-        <w:br/>
-      </w:r>
-      <w:r>
-        <w:rPr>
-          <w:rStyle w:val="VerbatimChar"/>
-        </w:rPr>
-        <w:t xml:space="preserve">## 4 69.89866 64.68146 66.50023 66.82296 23421982</w:t>
-      </w:r>
-      <w:r>
-        <w:br/>
-      </w:r>
-      <w:r>
-        <w:rPr>
-          <w:rStyle w:val="VerbatimChar"/>
-        </w:rPr>
-        <w:t xml:space="preserve">## 5 68.04407 63.51158 65.21687 66.66029 23079636</w:t>
+        <w:t xml:space="preserve">## 1 64.21256 56.43872 59.18546 67.18695 22833129</w:t>
+      </w:r>
+      <w:r>
+        <w:br/>
+      </w:r>
+      <w:r>
+        <w:rPr>
+          <w:rStyle w:val="VerbatimChar"/>
+        </w:rPr>
+        <w:t xml:space="preserve">## 2 63.12149 58.24267 60.13043 62.90900 22832406</w:t>
+      </w:r>
+      <w:r>
+        <w:br/>
+      </w:r>
+      <w:r>
+        <w:rPr>
+          <w:rStyle w:val="VerbatimChar"/>
+        </w:rPr>
+        <w:t xml:space="preserve">## 3 62.10226 58.88176 60.07667 61.27096 22831996</w:t>
+      </w:r>
+      <w:r>
+        <w:br/>
+      </w:r>
+      <w:r>
+        <w:rPr>
+          <w:rStyle w:val="VerbatimChar"/>
+        </w:rPr>
+        <w:t xml:space="preserve">## 4 61.22563 59.30090 60.07203 60.32860 22830873</w:t>
+      </w:r>
+      <w:r>
+        <w:br/>
+      </w:r>
+      <w:r>
+        <w:rPr>
+          <w:rStyle w:val="VerbatimChar"/>
+        </w:rPr>
+        <w:t xml:space="preserve">## 5 60.52991 59.56145 60.07816 59.79816 22829695</w:t>
       </w:r>
       <w:r>
         <w:br/>
@@ -3077,43 +3077,43 @@
         <w:rPr>
           <w:rStyle w:val="VerbatimChar"/>
         </w:rPr>
-        <w:t xml:space="preserve">## 1 74.49945 67.13963 67.86568 67.06579 23279582</w:t>
-      </w:r>
-      <w:r>
-        <w:br/>
-      </w:r>
-      <w:r>
-        <w:rPr>
-          <w:rStyle w:val="VerbatimChar"/>
-        </w:rPr>
-        <w:t xml:space="preserve">## 2 73.57839 67.70869 67.95505 66.91909 24004668</w:t>
-      </w:r>
-      <w:r>
-        <w:br/>
-      </w:r>
-      <w:r>
-        <w:rPr>
-          <w:rStyle w:val="VerbatimChar"/>
-        </w:rPr>
-        <w:t xml:space="preserve">## 3 71.07178 66.18852 65.77859 67.35801 23914339</w:t>
-      </w:r>
-      <w:r>
-        <w:br/>
-      </w:r>
-      <w:r>
-        <w:rPr>
-          <w:rStyle w:val="VerbatimChar"/>
-        </w:rPr>
-        <w:t xml:space="preserve">## 4 69.89866 64.68146 66.50023 66.82296 23421982</w:t>
-      </w:r>
-      <w:r>
-        <w:br/>
-      </w:r>
-      <w:r>
-        <w:rPr>
-          <w:rStyle w:val="VerbatimChar"/>
-        </w:rPr>
-        <w:t xml:space="preserve">## 5 68.04407 63.51158 65.21687 66.66029 23079636</w:t>
+        <w:t xml:space="preserve">## 1 64.21256 56.43872 59.18546 67.18695 22833129</w:t>
+      </w:r>
+      <w:r>
+        <w:br/>
+      </w:r>
+      <w:r>
+        <w:rPr>
+          <w:rStyle w:val="VerbatimChar"/>
+        </w:rPr>
+        <w:t xml:space="preserve">## 2 63.12149 58.24267 60.13043 62.90900 22832406</w:t>
+      </w:r>
+      <w:r>
+        <w:br/>
+      </w:r>
+      <w:r>
+        <w:rPr>
+          <w:rStyle w:val="VerbatimChar"/>
+        </w:rPr>
+        <w:t xml:space="preserve">## 3 62.10226 58.88176 60.07667 61.27096 22831996</w:t>
+      </w:r>
+      <w:r>
+        <w:br/>
+      </w:r>
+      <w:r>
+        <w:rPr>
+          <w:rStyle w:val="VerbatimChar"/>
+        </w:rPr>
+        <w:t xml:space="preserve">## 4 61.22563 59.30090 60.07203 60.32860 22830873</w:t>
+      </w:r>
+      <w:r>
+        <w:br/>
+      </w:r>
+      <w:r>
+        <w:rPr>
+          <w:rStyle w:val="VerbatimChar"/>
+        </w:rPr>
+        <w:t xml:space="preserve">## 5 60.52991 59.56145 60.07816 59.79816 22829695</w:t>
       </w:r>
     </w:p>
     <w:p>
@@ -3180,16 +3180,16 @@
         <w:rPr>
           <w:rStyle w:val="VerbatimChar"/>
         </w:rPr>
-        <w:t xml:space="preserve">##       mse     smape        R2</w:t>
-      </w:r>
-      <w:r>
-        <w:br/>
-      </w:r>
-      <w:r>
-        <w:rPr>
-          <w:rStyle w:val="VerbatimChar"/>
-        </w:rPr>
-        <w:t xml:space="preserve">## 1 263.278 0.2034654 -123.6429</w:t>
+        <w:t xml:space="preserve">##        mse     smape        R2</w:t>
+      </w:r>
+      <w:r>
+        <w:br/>
+      </w:r>
+      <w:r>
+        <w:rPr>
+          <w:rStyle w:val="VerbatimChar"/>
+        </w:rPr>
+        <w:t xml:space="preserve">## 1 642.3235 0.3381634 -303.0932</w:t>
       </w:r>
     </w:p>
     <w:p>
@@ -3271,7 +3271,7 @@
               <a:graphicData uri="http://schemas.openxmlformats.org/drawingml/2006/picture">
                 <pic:pic>
                   <pic:nvPicPr>
-                    <pic:cNvPr descr="/home/gpca/tspredit/examples/multivariate/doc/18-stock-close-lstm-regression_files/f3aba19dd9a3e3eb8ae0755386559a36a44c38f6.png" id="11" name="Picture"/>
+                    <pic:cNvPr descr="/home/gpca/tspredit/examples/multivariate/doc/18-stock-close-lstm-regression_files/d1caad2d3f9475a0198aff3353a275530ccfe34c.png" id="11" name="Picture"/>
                     <pic:cNvPicPr>
                       <a:picLocks noChangeArrowheads="1" noChangeAspect="1"/>
                     </pic:cNvPicPr>
